--- a/docs/รายงานโครงงานในรายวิชา การพัฒนาโปรแกรมประยุกต์สำหรับอุปกรณ์เคลื่อนที่.docx
+++ b/docs/รายงานโครงงานในรายวิชา การพัฒนาโปรแกรมประยุกต์สำหรับอุปกรณ์เคลื่อนที่.docx
@@ -696,12 +696,6 @@
       <w:pPr>
         <w:spacing w:before="0" w:after="0" w:line="240" w:lineRule="auto"/>
         <w:ind w:firstLine="720"/>
-        <w:rPr>
-          <w:rFonts w:ascii="Sarabun" w:hAnsi="Sarabun" w:eastAsia="Sarabun" w:cs="Sarabun"/>
-          <w:sz w:val="36"/>
-          <w:szCs w:val="36"/>
-          <w:lang w:val="en-US"/>
-        </w:rPr>
       </w:pPr>
       <w:r>
         <w:rPr>
@@ -713,7 +707,7 @@
         <w:t>5. โปรไฟล์ โดยให้ผู้ใช้เปลี่ยนชี่อและออกจากระบบ</w:t>
       </w:r>
     </w:p>
-    <w:p xmlns:wp14="http://schemas.microsoft.com/office/word/2010/wordml" wp14:textId="77777777">
+    <w:p xmlns:wp14="http://schemas.microsoft.com/office/word/2010/wordml" wp14:textId="7928E9E6">
       <w:pPr>
         <w:spacing w:before="0" w:after="0" w:line="240" w:lineRule="auto"/>
         <w:ind w:firstLine="720"/>
@@ -721,13 +715,563 @@
           <w:rFonts w:ascii="Sarabun" w:hAnsi="Sarabun" w:eastAsia="Sarabun" w:cs="Sarabun"/>
           <w:sz w:val="36"/>
           <w:szCs w:val="36"/>
-        </w:rPr>
-      </w:pPr>
-      <w:r>
-        <w:rPr>
-          <w:rtl w:val="0"/>
-        </w:rPr>
-      </w:r>
+          <w:lang w:val="en-US"/>
+        </w:rPr>
+      </w:pPr>
+    </w:p>
+    <w:p xmlns:wp14="http://schemas.microsoft.com/office/word/2010/wordml" wp14:textId="670C99B4">
+      <w:pPr>
+        <w:pStyle w:val="Normal"/>
+        <w:spacing w:before="0" w:after="0" w:line="240" w:lineRule="auto"/>
+        <w:ind w:firstLine="0"/>
+      </w:pPr>
+      <w:r>
+        <w:rPr>
+          <w:rFonts w:ascii="Sarabun" w:hAnsi="Sarabun" w:eastAsia="Sarabun" w:cs="Sarabun"/>
+          <w:b w:val="1"/>
+          <w:bCs w:val="1"/>
+          <w:color w:val="000000" w:themeColor="text1" w:themeTint="FF" w:themeShade="FF"/>
+          <w:sz w:val="36"/>
+          <w:szCs w:val="36"/>
+          <w:lang w:val="en-US"/>
+        </w:rPr>
+        <w:t>เครื่องมือที่ใช้</w:t>
+      </w:r>
+    </w:p>
+    <w:p xmlns:wp14="http://schemas.microsoft.com/office/word/2010/wordml" wp14:textId="61A09137">
+      <w:pPr>
+        <w:pStyle w:val="Normal"/>
+        <w:spacing w:before="0" w:after="0" w:line="240" w:lineRule="auto"/>
+        <w:ind w:firstLine="0"/>
+      </w:pPr>
+      <w:r>
+        <w:rPr>
+          <w:rFonts w:ascii="Sarabun" w:hAnsi="Sarabun" w:eastAsia="Sarabun" w:cs="Sarabun"/>
+          <w:sz w:val="36"/>
+          <w:szCs w:val="36"/>
+          <w:lang w:val="en-US"/>
+        </w:rPr>
+        <w:t xml:space="preserve">github </w:t>
+      </w:r>
+      <w:r>
+        <w:rPr>
+          <w:rFonts w:ascii="Sarabun" w:hAnsi="Sarabun" w:eastAsia="Sarabun" w:cs="Sarabun"/>
+          <w:sz w:val="36"/>
+          <w:szCs w:val="36"/>
+          <w:lang w:val="en-US"/>
+        </w:rPr>
+        <w:t>และ</w:t>
+      </w:r>
+      <w:r>
+        <w:rPr>
+          <w:rFonts w:ascii="Sarabun" w:hAnsi="Sarabun" w:eastAsia="Sarabun" w:cs="Sarabun"/>
+          <w:sz w:val="36"/>
+          <w:szCs w:val="36"/>
+          <w:lang w:val="en-US"/>
+        </w:rPr>
+        <w:t xml:space="preserve"> </w:t>
+      </w:r>
+      <w:r>
+        <w:rPr>
+          <w:rFonts w:ascii="Sarabun" w:hAnsi="Sarabun" w:eastAsia="Sarabun" w:cs="Sarabun"/>
+          <w:sz w:val="36"/>
+          <w:szCs w:val="36"/>
+          <w:lang w:val="en-US"/>
+        </w:rPr>
+        <w:t>supabase</w:t>
+      </w:r>
+    </w:p>
+    <w:p>
+      <w:pPr>
+        <w:pStyle w:val="Normal"/>
+        <w:spacing w:before="0" w:after="0" w:line="240" w:lineRule="auto"/>
+        <w:ind w:firstLine="0"/>
+        <w:rPr>
+          <w:rFonts w:ascii="Sarabun" w:hAnsi="Sarabun" w:eastAsia="Sarabun" w:cs="Sarabun"/>
+          <w:sz w:val="36"/>
+          <w:szCs w:val="36"/>
+          <w:lang w:val="en-US"/>
+        </w:rPr>
+      </w:pPr>
+    </w:p>
+    <w:p>
+      <w:pPr>
+        <w:pStyle w:val="Normal"/>
+        <w:spacing w:before="0" w:after="0" w:line="240" w:lineRule="auto"/>
+        <w:ind w:firstLine="0"/>
+        <w:rPr>
+          <w:rFonts w:ascii="Sarabun" w:hAnsi="Sarabun" w:eastAsia="Sarabun" w:cs="Sarabun"/>
+          <w:sz w:val="36"/>
+          <w:szCs w:val="36"/>
+          <w:lang w:val="en-US"/>
+        </w:rPr>
+      </w:pPr>
+    </w:p>
+    <w:p>
+      <w:pPr>
+        <w:pStyle w:val="Normal"/>
+        <w:spacing w:before="0" w:after="0" w:line="240" w:lineRule="auto"/>
+        <w:ind w:firstLine="0"/>
+      </w:pPr>
+      <w:r>
+        <w:rPr>
+          <w:rFonts w:ascii="Sarabun" w:hAnsi="Sarabun" w:eastAsia="Sarabun" w:cs="Sarabun"/>
+          <w:b w:val="1"/>
+          <w:bCs w:val="1"/>
+          <w:color w:val="000000" w:themeColor="text1" w:themeTint="FF" w:themeShade="FF"/>
+          <w:sz w:val="36"/>
+          <w:szCs w:val="36"/>
+          <w:lang w:val="en-US"/>
+        </w:rPr>
+        <w:t>Prompt AI ที่ใช้</w:t>
+      </w:r>
+    </w:p>
+    <w:p>
+      <w:pPr>
+        <w:pStyle w:val="Normal"/>
+        <w:rPr>
+          <w:rFonts w:ascii="Sarabun" w:hAnsi="Sarabun" w:eastAsia="Sarabun" w:cs="Sarabun"/>
+          <w:noProof w:val="0"/>
+          <w:sz w:val="36"/>
+          <w:szCs w:val="36"/>
+          <w:lang w:val="en-US"/>
+        </w:rPr>
+      </w:pPr>
+      <w:r>
+        <w:rPr>
+          <w:rFonts w:ascii="Sarabun" w:hAnsi="Sarabun" w:eastAsia="Sarabun" w:cs="Sarabun"/>
+          <w:noProof w:val="0"/>
+          <w:sz w:val="36"/>
+          <w:szCs w:val="36"/>
+          <w:lang w:val="en-US"/>
+        </w:rPr>
+        <w:t xml:space="preserve">ช่วยสอนพร้อมบอกวิธีทำแอพแชททั่วไปแค่คุยกับคนที่รู้จัก </w:t>
+      </w:r>
+      <w:r>
+        <w:rPr>
+          <w:rFonts w:ascii="Sarabun" w:hAnsi="Sarabun" w:eastAsia="Sarabun" w:cs="Sarabun"/>
+          <w:noProof w:val="0"/>
+          <w:sz w:val="36"/>
+          <w:szCs w:val="36"/>
+          <w:lang w:val="en-US"/>
+        </w:rPr>
+        <w:t>ทำแอปมือถือ</w:t>
+      </w:r>
+      <w:r>
+        <w:rPr>
+          <w:rFonts w:ascii="Sarabun" w:hAnsi="Sarabun" w:eastAsia="Sarabun" w:cs="Sarabun"/>
+          <w:noProof w:val="0"/>
+          <w:sz w:val="36"/>
+          <w:szCs w:val="36"/>
+          <w:lang w:val="en-US"/>
+        </w:rPr>
+        <w:t xml:space="preserve">(Android) </w:t>
+      </w:r>
+      <w:r>
+        <w:rPr>
+          <w:rFonts w:ascii="Sarabun" w:hAnsi="Sarabun" w:eastAsia="Sarabun" w:cs="Sarabun"/>
+          <w:noProof w:val="0"/>
+          <w:sz w:val="36"/>
+          <w:szCs w:val="36"/>
+          <w:lang w:val="en-US"/>
+        </w:rPr>
+        <w:t>ทำบนgithub</w:t>
+      </w:r>
+      <w:r>
+        <w:rPr>
+          <w:rFonts w:ascii="Sarabun" w:hAnsi="Sarabun" w:eastAsia="Sarabun" w:cs="Sarabun"/>
+          <w:noProof w:val="0"/>
+          <w:sz w:val="36"/>
+          <w:szCs w:val="36"/>
+          <w:lang w:val="en-US"/>
+        </w:rPr>
+        <w:t xml:space="preserve"> </w:t>
+      </w:r>
+      <w:r>
+        <w:rPr>
+          <w:rFonts w:ascii="Sarabun" w:hAnsi="Sarabun" w:eastAsia="Sarabun" w:cs="Sarabun"/>
+          <w:noProof w:val="0"/>
+          <w:sz w:val="36"/>
+          <w:szCs w:val="36"/>
+          <w:lang w:val="en-US"/>
+        </w:rPr>
+        <w:t>เรียนComputer</w:t>
+      </w:r>
+      <w:r>
+        <w:rPr>
+          <w:rFonts w:ascii="Sarabun" w:hAnsi="Sarabun" w:eastAsia="Sarabun" w:cs="Sarabun"/>
+          <w:noProof w:val="0"/>
+          <w:sz w:val="36"/>
+          <w:szCs w:val="36"/>
+          <w:lang w:val="en-US"/>
+        </w:rPr>
+        <w:t xml:space="preserve"> Science</w:t>
+      </w:r>
+      <w:r>
+        <w:rPr>
+          <w:rFonts w:ascii="Sarabun" w:hAnsi="Sarabun" w:eastAsia="Sarabun" w:cs="Sarabun"/>
+          <w:noProof w:val="0"/>
+          <w:sz w:val="36"/>
+          <w:szCs w:val="36"/>
+          <w:lang w:val="en-US"/>
+        </w:rPr>
+        <w:t xml:space="preserve"> </w:t>
+      </w:r>
+      <w:r>
+        <w:rPr>
+          <w:rFonts w:ascii="Sarabun" w:hAnsi="Sarabun" w:eastAsia="Sarabun" w:cs="Sarabun"/>
+          <w:noProof w:val="0"/>
+          <w:sz w:val="36"/>
+          <w:szCs w:val="36"/>
+          <w:lang w:val="en-US"/>
+        </w:rPr>
+        <w:t>อันนี้คือแผนที่จะทำ</w:t>
+      </w:r>
+    </w:p>
+    <w:p>
+      <w:pPr>
+        <w:pStyle w:val="Normal"/>
+        <w:ind w:firstLine="720"/>
+        <w:rPr>
+          <w:rFonts w:ascii="Sarabun" w:hAnsi="Sarabun" w:eastAsia="Sarabun" w:cs="Sarabun"/>
+          <w:noProof w:val="0"/>
+          <w:sz w:val="36"/>
+          <w:szCs w:val="36"/>
+          <w:lang w:val="en-US"/>
+        </w:rPr>
+      </w:pPr>
+      <w:r>
+        <w:rPr>
+          <w:rFonts w:ascii="Sarabun" w:hAnsi="Sarabun" w:eastAsia="Sarabun" w:cs="Sarabun"/>
+          <w:noProof w:val="0"/>
+          <w:sz w:val="36"/>
+          <w:szCs w:val="36"/>
+          <w:lang w:val="en-US"/>
+        </w:rPr>
+        <w:t>1. ระบบบัญชีผู้ใช้ สมัครสมาชิก เข้าสู่ระบบ และออกจากระบบ</w:t>
+      </w:r>
+    </w:p>
+    <w:p>
+      <w:pPr>
+        <w:pStyle w:val="Normal"/>
+        <w:ind w:firstLine="720"/>
+        <w:rPr>
+          <w:rFonts w:ascii="Sarabun" w:hAnsi="Sarabun" w:eastAsia="Sarabun" w:cs="Sarabun"/>
+          <w:noProof w:val="0"/>
+          <w:sz w:val="36"/>
+          <w:szCs w:val="36"/>
+          <w:lang w:val="en-US"/>
+        </w:rPr>
+      </w:pPr>
+      <w:r>
+        <w:rPr>
+          <w:rFonts w:ascii="Sarabun" w:hAnsi="Sarabun" w:eastAsia="Sarabun" w:cs="Sarabun"/>
+          <w:noProof w:val="0"/>
+          <w:sz w:val="36"/>
+          <w:szCs w:val="36"/>
+          <w:lang w:val="en-US"/>
+        </w:rPr>
+        <w:t>2. ระบบแชทแบบเรียลไทม์ ส่งและรับข้อความโดยไม่ต้องรีเฟรชหน้าจอ</w:t>
+      </w:r>
+    </w:p>
+    <w:p>
+      <w:pPr>
+        <w:pStyle w:val="Normal"/>
+        <w:ind w:firstLine="720"/>
+        <w:rPr>
+          <w:rFonts w:ascii="Sarabun" w:hAnsi="Sarabun" w:eastAsia="Sarabun" w:cs="Sarabun"/>
+          <w:noProof w:val="0"/>
+          <w:sz w:val="36"/>
+          <w:szCs w:val="36"/>
+          <w:lang w:val="en-US"/>
+        </w:rPr>
+      </w:pPr>
+      <w:r>
+        <w:rPr>
+          <w:rFonts w:ascii="Sarabun" w:hAnsi="Sarabun" w:eastAsia="Sarabun" w:cs="Sarabun"/>
+          <w:noProof w:val="0"/>
+          <w:sz w:val="36"/>
+          <w:szCs w:val="36"/>
+          <w:lang w:val="en-US"/>
+        </w:rPr>
+        <w:t>3. รายชื่อผู้ใช้และห้องสนทนา เลือกผู้ใช้เพื่อเริ่มแชท และกลับไปดูประวัติข้อความได้</w:t>
+      </w:r>
+    </w:p>
+    <w:p>
+      <w:pPr>
+        <w:pStyle w:val="Normal"/>
+        <w:ind w:firstLine="720"/>
+        <w:rPr>
+          <w:rFonts w:ascii="Sarabun" w:hAnsi="Sarabun" w:eastAsia="Sarabun" w:cs="Sarabun"/>
+          <w:noProof w:val="0"/>
+          <w:sz w:val="36"/>
+          <w:szCs w:val="36"/>
+          <w:lang w:val="en-US"/>
+        </w:rPr>
+      </w:pPr>
+      <w:r>
+        <w:rPr>
+          <w:rFonts w:ascii="Sarabun" w:hAnsi="Sarabun" w:eastAsia="Sarabun" w:cs="Sarabun"/>
+          <w:noProof w:val="0"/>
+          <w:sz w:val="36"/>
+          <w:szCs w:val="36"/>
+          <w:lang w:val="en-US"/>
+        </w:rPr>
+        <w:t>4. โปรไฟล์ผู้ใช้ ตั้งชื่อและรูปโปรไฟล์</w:t>
+      </w:r>
+    </w:p>
+    <w:p>
+      <w:pPr>
+        <w:pStyle w:val="Normal"/>
+        <w:rPr>
+          <w:rFonts w:ascii="Sarabun" w:hAnsi="Sarabun" w:eastAsia="Sarabun" w:cs="Sarabun"/>
+          <w:noProof w:val="0"/>
+          <w:sz w:val="36"/>
+          <w:szCs w:val="36"/>
+          <w:lang w:val="en-US"/>
+        </w:rPr>
+      </w:pPr>
+      <w:r>
+        <w:rPr>
+          <w:rFonts w:ascii="Sarabun" w:hAnsi="Sarabun" w:eastAsia="Sarabun" w:cs="Sarabun"/>
+          <w:noProof w:val="0"/>
+          <w:sz w:val="36"/>
+          <w:szCs w:val="36"/>
+          <w:lang w:val="en-US"/>
+        </w:rPr>
+        <w:t>อาจจะตัดบางอย่างออกถ้าไม่จำเป็นหรือยากเกินไป</w:t>
+      </w:r>
+    </w:p>
+    <w:p>
+      <w:pPr>
+        <w:pStyle w:val="Normal"/>
+        <w:ind w:firstLine="720"/>
+      </w:pPr>
+      <w:r>
+        <w:rPr>
+          <w:rFonts w:ascii="Sarabun" w:hAnsi="Sarabun" w:eastAsia="Sarabun" w:cs="Sarabun"/>
+          <w:noProof w:val="0"/>
+          <w:sz w:val="36"/>
+          <w:szCs w:val="36"/>
+          <w:lang w:val="en-US"/>
+        </w:rPr>
+        <w:t>การทำงานจริง</w:t>
+      </w:r>
+      <w:r>
+        <w:rPr>
+          <w:rFonts w:ascii="Sarabun" w:hAnsi="Sarabun" w:eastAsia="Sarabun" w:cs="Sarabun"/>
+          <w:noProof w:val="0"/>
+          <w:sz w:val="36"/>
+          <w:szCs w:val="36"/>
+          <w:lang w:val="en-US"/>
+        </w:rPr>
+        <w:t xml:space="preserve">: </w:t>
+      </w:r>
+      <w:r>
+        <w:rPr>
+          <w:rFonts w:ascii="Sarabun" w:hAnsi="Sarabun" w:eastAsia="Sarabun" w:cs="Sarabun"/>
+          <w:noProof w:val="0"/>
+          <w:sz w:val="36"/>
+          <w:szCs w:val="36"/>
+          <w:lang w:val="en-US"/>
+        </w:rPr>
+        <w:t>ผู้ใช้สองบัญชีสามารถส่งข้อความหากันผ่านมือถือคนละเครื่องได้</w:t>
+      </w:r>
+    </w:p>
+    <w:p>
+      <w:pPr>
+        <w:pStyle w:val="Normal"/>
+        <w:ind w:firstLine="720"/>
+        <w:rPr>
+          <w:rFonts w:ascii="Sarabun" w:hAnsi="Sarabun" w:eastAsia="Sarabun" w:cs="Sarabun"/>
+          <w:noProof w:val="0"/>
+          <w:sz w:val="36"/>
+          <w:szCs w:val="36"/>
+          <w:lang w:val="en-US"/>
+        </w:rPr>
+      </w:pPr>
+    </w:p>
+    <w:p>
+      <w:pPr>
+        <w:pStyle w:val="Normal"/>
+        <w:ind w:firstLine="0"/>
+      </w:pPr>
+      <w:r>
+        <w:rPr>
+          <w:rFonts w:ascii="Sarabun" w:hAnsi="Sarabun" w:eastAsia="Sarabun" w:cs="Sarabun"/>
+          <w:b w:val="1"/>
+          <w:bCs w:val="1"/>
+          <w:noProof w:val="0"/>
+          <w:sz w:val="36"/>
+          <w:szCs w:val="36"/>
+          <w:lang w:val="en-US"/>
+        </w:rPr>
+        <w:t>ปัญหาที่เจอ และวิธีแก้</w:t>
+      </w:r>
+    </w:p>
+    <w:p>
+      <w:pPr>
+        <w:pStyle w:val="Normal"/>
+        <w:ind w:firstLine="0"/>
+      </w:pPr>
+      <w:r>
+        <w:rPr>
+          <w:rFonts w:ascii="Sarabun" w:hAnsi="Sarabun" w:eastAsia="Sarabun" w:cs="Sarabun"/>
+          <w:b w:val="0"/>
+          <w:bCs w:val="0"/>
+          <w:noProof w:val="0"/>
+          <w:sz w:val="36"/>
+          <w:szCs w:val="36"/>
+          <w:lang w:val="en-US"/>
+        </w:rPr>
+        <w:t xml:space="preserve">รันบนเว็บได้แต่รันในมือถือไม่ได้ </w:t>
+      </w:r>
+      <w:r>
+        <w:rPr>
+          <w:rFonts w:ascii="Sarabun" w:hAnsi="Sarabun" w:eastAsia="Sarabun" w:cs="Sarabun"/>
+          <w:b w:val="0"/>
+          <w:bCs w:val="0"/>
+          <w:noProof w:val="0"/>
+          <w:sz w:val="36"/>
+          <w:szCs w:val="36"/>
+          <w:lang w:val="en-US"/>
+        </w:rPr>
+        <w:t>วิธีแก้</w:t>
+      </w:r>
+      <w:r>
+        <w:rPr>
+          <w:rFonts w:ascii="Sarabun" w:hAnsi="Sarabun" w:eastAsia="Sarabun" w:cs="Sarabun"/>
+          <w:b w:val="0"/>
+          <w:bCs w:val="0"/>
+          <w:noProof w:val="0"/>
+          <w:sz w:val="36"/>
+          <w:szCs w:val="36"/>
+          <w:lang w:val="en-US"/>
+        </w:rPr>
+        <w:t>คือใส่</w:t>
+      </w:r>
+    </w:p>
+    <w:p>
+      <w:pPr>
+        <w:pStyle w:val="Normal"/>
+        <w:ind w:firstLine="0"/>
+      </w:pPr>
+      <w:r>
+        <w:rPr>
+          <w:rFonts w:ascii="Sarabun" w:hAnsi="Sarabun" w:eastAsia="Sarabun" w:cs="Sarabun"/>
+          <w:noProof w:val="0"/>
+          <w:sz w:val="36"/>
+          <w:szCs w:val="36"/>
+          <w:lang w:val="en-US"/>
+        </w:rPr>
+        <w:t>&lt;</w:t>
+      </w:r>
+      <w:r>
+        <w:rPr>
+          <w:rFonts w:ascii="Sarabun" w:hAnsi="Sarabun" w:eastAsia="Sarabun" w:cs="Sarabun"/>
+          <w:noProof w:val="0"/>
+          <w:sz w:val="36"/>
+          <w:szCs w:val="36"/>
+          <w:lang w:val="en-US"/>
+        </w:rPr>
+        <w:t>uses-permission</w:t>
+      </w:r>
+      <w:r>
+        <w:rPr>
+          <w:rFonts w:ascii="Sarabun" w:hAnsi="Sarabun" w:eastAsia="Sarabun" w:cs="Sarabun"/>
+          <w:noProof w:val="0"/>
+          <w:sz w:val="36"/>
+          <w:szCs w:val="36"/>
+          <w:lang w:val="en-US"/>
+        </w:rPr>
+        <w:t>android:name</w:t>
+      </w:r>
+      <w:r>
+        <w:rPr>
+          <w:rFonts w:ascii="Sarabun" w:hAnsi="Sarabun" w:eastAsia="Sarabun" w:cs="Sarabun"/>
+          <w:noProof w:val="0"/>
+          <w:sz w:val="36"/>
+          <w:szCs w:val="36"/>
+          <w:lang w:val="en-US"/>
+        </w:rPr>
+        <w:t>="</w:t>
+      </w:r>
+      <w:r>
+        <w:rPr>
+          <w:rFonts w:ascii="Sarabun" w:hAnsi="Sarabun" w:eastAsia="Sarabun" w:cs="Sarabun"/>
+          <w:noProof w:val="0"/>
+          <w:sz w:val="36"/>
+          <w:szCs w:val="36"/>
+          <w:lang w:val="en-US"/>
+        </w:rPr>
+        <w:t>android.permission.INTERNET</w:t>
+      </w:r>
+      <w:r>
+        <w:rPr>
+          <w:rFonts w:ascii="Sarabun" w:hAnsi="Sarabun" w:eastAsia="Sarabun" w:cs="Sarabun"/>
+          <w:noProof w:val="0"/>
+          <w:sz w:val="36"/>
+          <w:szCs w:val="36"/>
+          <w:lang w:val="en-US"/>
+        </w:rPr>
+        <w:t>"/&gt;</w:t>
+      </w:r>
+      <w:r>
+        <w:rPr>
+          <w:rFonts w:ascii="Sarabun" w:hAnsi="Sarabun" w:eastAsia="Sarabun" w:cs="Sarabun"/>
+          <w:noProof w:val="0"/>
+          <w:sz w:val="36"/>
+          <w:szCs w:val="36"/>
+          <w:lang w:val="en-US"/>
+        </w:rPr>
+        <w:t>ไว้ใน</w:t>
+      </w:r>
+      <w:r>
+        <w:rPr>
+          <w:rFonts w:ascii="Sarabun" w:hAnsi="Sarabun" w:eastAsia="Sarabun" w:cs="Sarabun"/>
+          <w:noProof w:val="0"/>
+          <w:sz w:val="36"/>
+          <w:szCs w:val="36"/>
+          <w:lang w:val="en-US"/>
+        </w:rPr>
+        <w:t xml:space="preserve"> </w:t>
+      </w:r>
+      <w:r>
+        <w:rPr>
+          <w:rFonts w:ascii="Sarabun" w:hAnsi="Sarabun" w:eastAsia="Sarabun" w:cs="Sarabun"/>
+          <w:noProof w:val="0"/>
+          <w:sz w:val="36"/>
+          <w:szCs w:val="36"/>
+          <w:lang w:val="en-US"/>
+        </w:rPr>
+        <w:t>AndroidManifest</w:t>
+      </w:r>
+      <w:r>
+        <w:rPr>
+          <w:rFonts w:ascii="Sarabun" w:hAnsi="Sarabun" w:eastAsia="Sarabun" w:cs="Sarabun"/>
+          <w:noProof w:val="0"/>
+          <w:sz w:val="36"/>
+          <w:szCs w:val="36"/>
+          <w:lang w:val="en-US"/>
+        </w:rPr>
+        <w:t>.xml</w:t>
+      </w:r>
+    </w:p>
+    <w:p>
+      <w:pPr>
+        <w:pStyle w:val="Normal"/>
+        <w:spacing w:before="0" w:after="0" w:line="240" w:lineRule="auto"/>
+        <w:ind w:firstLine="0"/>
+        <w:rPr>
+          <w:rFonts w:ascii="Sarabun" w:hAnsi="Sarabun" w:eastAsia="Sarabun" w:cs="Sarabun"/>
+          <w:b w:val="1"/>
+          <w:bCs w:val="1"/>
+          <w:color w:val="000000" w:themeColor="text1" w:themeTint="FF" w:themeShade="FF"/>
+          <w:sz w:val="36"/>
+          <w:szCs w:val="36"/>
+          <w:lang w:val="en-US"/>
+        </w:rPr>
+      </w:pPr>
     </w:p>
     <w:p xmlns:wp14="http://schemas.microsoft.com/office/word/2010/wordml" wp14:textId="77777777">
       <w:pPr>
